--- a/PRDs/CBM-EspoCRM-HowTo-NEW.docx
+++ b/PRDs/CBM-EspoCRM-HowTo-NEW.docx
@@ -387,7 +387,7 @@
                 <w:sz w:val="20"/>
                 <w:szCs w:val="20"/>
               </w:rPr>
-              <w:t>2.2</w:t>
+              <w:t>2.3</w:t>
             </w:r>
           </w:p>
         </w:tc>
@@ -452,7 +452,7 @@
                 <w:sz w:val="20"/>
                 <w:szCs w:val="20"/>
               </w:rPr>
-              <w:t>05-22-26 18:47</w:t>
+              <w:t>06-02-26 19:15</w:t>
             </w:r>
           </w:p>
         </w:tc>
@@ -20852,6 +20852,328 @@
     </w:p>
     <w:p>
       <w:pPr>
+        <w:pStyle w:val="Heading2"/>
+        <w:bidi w:val="0"/>
+        <w:jc w:val="start"/>
+        <w:rPr>
+          <w:rFonts w:ascii="Arial" w:hAnsi="Arial" w:eastAsia="Arial" w:cs="Arial"/>
+          <w:b/>
+          <w:bCs/>
+          <w:color w:val="2E75B6"/>
+          <w:sz w:val="26"/>
+          <w:szCs w:val="26"/>
+        </w:rPr>
+      </w:pPr>
+      <w:r>
+        <w:rPr>
+          <w:rFonts w:eastAsia="Arial" w:cs="Arial" w:ascii="Arial" w:hAnsi="Arial"/>
+          <w:b/>
+          <w:bCs/>
+          <w:color w:val="2E75B6"/>
+          <w:sz w:val="26"/>
+          <w:szCs w:val="26"/>
+        </w:rPr>
+        <w:t>10. Message Templates and the Template Manager</w:t>
+      </w:r>
+    </w:p>
+    <w:p>
+      <w:pPr>
+        <w:pStyle w:val="Normal"/>
+        <w:bidi w:val="0"/>
+        <w:jc w:val="start"/>
+        <w:rPr/>
+      </w:pPr>
+      <w:r>
+        <w:rPr/>
+      </w:r>
+    </w:p>
+    <w:p>
+      <w:pPr>
+        <w:pStyle w:val="Normal"/>
+        <w:bidi w:val="0"/>
+        <w:spacing w:before="0" w:after="120"/>
+        <w:jc w:val="start"/>
+        <w:rPr>
+          <w:rFonts w:ascii="Arial" w:hAnsi="Arial" w:eastAsia="Arial" w:cs="Arial"/>
+          <w:sz w:val="22"/>
+          <w:szCs w:val="22"/>
+        </w:rPr>
+      </w:pPr>
+      <w:r>
+        <w:rPr>
+          <w:rFonts w:eastAsia="Arial" w:cs="Arial"/>
+          <w:sz w:val="22"/>
+          <w:szCs w:val="22"/>
+        </w:rPr>
+        <w:t>EspoCRM generates a number of system emails automatically — meeting and call invitations, assignment and mention notifications, and password-reset and access-info messages, among others. The wording of these messages is controlled from a single place: Admin → Template Manager. This is a different feature from the Email Templates used in workflows and manual sends (Section 7), and from PDF Templates; the three are easily confused and behave differently.</w:t>
+      </w:r>
+    </w:p>
+    <w:p>
+      <w:pPr>
+        <w:pStyle w:val="Normal"/>
+        <w:bidi w:val="0"/>
+        <w:jc w:val="start"/>
+        <w:rPr/>
+      </w:pPr>
+      <w:r>
+        <w:rPr/>
+      </w:r>
+    </w:p>
+    <w:p>
+      <w:pPr>
+        <w:pStyle w:val="Heading3"/>
+        <w:bidi w:val="0"/>
+        <w:jc w:val="start"/>
+        <w:rPr>
+          <w:rFonts w:ascii="Arial" w:hAnsi="Arial" w:eastAsia="Arial" w:cs="Arial"/>
+          <w:b/>
+          <w:bCs/>
+          <w:color w:val="595959"/>
+          <w:sz w:val="24"/>
+          <w:szCs w:val="24"/>
+        </w:rPr>
+      </w:pPr>
+      <w:r>
+        <w:rPr>
+          <w:rFonts w:eastAsia="Arial" w:cs="Arial" w:ascii="Arial" w:hAnsi="Arial"/>
+          <w:b/>
+          <w:bCs/>
+          <w:color w:val="595959"/>
+          <w:sz w:val="24"/>
+          <w:szCs w:val="24"/>
+        </w:rPr>
+        <w:t>10.1 What the Template Manager Controls</w:t>
+      </w:r>
+    </w:p>
+    <w:p>
+      <w:pPr>
+        <w:pStyle w:val="Normal"/>
+        <w:bidi w:val="0"/>
+        <w:spacing w:before="0" w:after="120"/>
+        <w:jc w:val="start"/>
+        <w:rPr>
+          <w:rFonts w:ascii="Arial" w:hAnsi="Arial" w:eastAsia="Arial" w:cs="Arial"/>
+          <w:sz w:val="22"/>
+          <w:szCs w:val="22"/>
+        </w:rPr>
+      </w:pPr>
+      <w:r>
+        <w:rPr>
+          <w:rFonts w:eastAsia="Arial" w:cs="Arial"/>
+          <w:sz w:val="22"/>
+          <w:szCs w:val="22"/>
+        </w:rPr>
+        <w:t>The Template Manager holds a fixed list of system message templates. Any template in the list can be edited, but new entries cannot be added through the UI — the set is defined by the system. For CBM the templates that matter most are the meeting and call invitations sent to mentors and clients, and the notification a staff member receives when an Engagement or other record is assigned to them.</w:t>
+      </w:r>
+    </w:p>
+    <w:p>
+      <w:pPr>
+        <w:pStyle w:val="Normal"/>
+        <w:bidi w:val="0"/>
+        <w:jc w:val="start"/>
+        <w:rPr/>
+      </w:pPr>
+      <w:r>
+        <w:rPr/>
+      </w:r>
+    </w:p>
+    <w:p>
+      <w:pPr>
+        <w:pStyle w:val="Heading3"/>
+        <w:bidi w:val="0"/>
+        <w:jc w:val="start"/>
+        <w:rPr>
+          <w:rFonts w:ascii="Arial" w:hAnsi="Arial" w:eastAsia="Arial" w:cs="Arial"/>
+          <w:b/>
+          <w:bCs/>
+          <w:color w:val="595959"/>
+          <w:sz w:val="24"/>
+          <w:szCs w:val="24"/>
+        </w:rPr>
+      </w:pPr>
+      <w:r>
+        <w:rPr>
+          <w:rFonts w:eastAsia="Arial" w:cs="Arial" w:ascii="Arial" w:hAnsi="Arial"/>
+          <w:b/>
+          <w:bCs/>
+          <w:color w:val="595959"/>
+          <w:sz w:val="24"/>
+          <w:szCs w:val="24"/>
+        </w:rPr>
+        <w:t>10.2 Editing a Template</w:t>
+      </w:r>
+    </w:p>
+    <w:p>
+      <w:pPr>
+        <w:pStyle w:val="Normal"/>
+        <w:bidi w:val="0"/>
+        <w:spacing w:before="0" w:after="120"/>
+        <w:jc w:val="start"/>
+        <w:rPr>
+          <w:rFonts w:ascii="Arial" w:hAnsi="Arial" w:eastAsia="Arial" w:cs="Arial"/>
+          <w:sz w:val="22"/>
+          <w:szCs w:val="22"/>
+        </w:rPr>
+      </w:pPr>
+      <w:r>
+        <w:rPr>
+          <w:rFonts w:eastAsia="Arial" w:cs="Arial"/>
+          <w:sz w:val="22"/>
+          <w:szCs w:val="22"/>
+        </w:rPr>
+        <w:t>Open Admin → Template Manager and select the template to change (for example, Invitation: Meeting). Edit the Subject and Body, then Save. To insert a record’s field value into the text, write the field name in double curly braces — for example {{dateStart}} or {{status}}. The name in the braces is the system field name shown at Admin → Entity Manager → [entity] → Fields, not the field’s display label.</w:t>
+      </w:r>
+    </w:p>
+    <w:p>
+      <w:pPr>
+        <w:pStyle w:val="Normal"/>
+        <w:bidi w:val="0"/>
+        <w:jc w:val="start"/>
+        <w:rPr/>
+      </w:pPr>
+      <w:r>
+        <w:rPr/>
+      </w:r>
+    </w:p>
+    <w:p>
+      <w:pPr>
+        <w:pStyle w:val="Heading3"/>
+        <w:bidi w:val="0"/>
+        <w:jc w:val="start"/>
+        <w:rPr>
+          <w:rFonts w:ascii="Arial" w:hAnsi="Arial" w:eastAsia="Arial" w:cs="Arial"/>
+          <w:b/>
+          <w:bCs/>
+          <w:color w:val="595959"/>
+          <w:sz w:val="24"/>
+          <w:szCs w:val="24"/>
+        </w:rPr>
+      </w:pPr>
+      <w:r>
+        <w:rPr>
+          <w:rFonts w:eastAsia="Arial" w:cs="Arial" w:ascii="Arial" w:hAnsi="Arial"/>
+          <w:b/>
+          <w:bCs/>
+          <w:color w:val="595959"/>
+          <w:sz w:val="24"/>
+          <w:szCs w:val="24"/>
+        </w:rPr>
+        <w:t>10.3 Template Manager vs. Email Templates</w:t>
+      </w:r>
+    </w:p>
+    <w:p>
+      <w:pPr>
+        <w:pStyle w:val="Normal"/>
+        <w:bidi w:val="0"/>
+        <w:spacing w:before="0" w:after="120"/>
+        <w:jc w:val="start"/>
+        <w:rPr>
+          <w:rFonts w:ascii="Arial" w:hAnsi="Arial" w:eastAsia="Arial" w:cs="Arial"/>
+          <w:sz w:val="22"/>
+          <w:szCs w:val="22"/>
+        </w:rPr>
+      </w:pPr>
+      <w:r>
+        <w:rPr>
+          <w:rFonts w:eastAsia="Arial" w:cs="Arial"/>
+          <w:sz w:val="22"/>
+          <w:szCs w:val="22"/>
+        </w:rPr>
+        <w:t>These are not the same feature and do not share the same capabilities. Email Templates (Section 7) drive workflow and manual sends, provide a Placeholders dropdown, and have broad access to record and related data. Template Manager templates are system-level and more restricted. A placeholder that resolves correctly in an Email Template — particularly one reaching a related record’s field — can render as blank in a Template Manager message with no error raised. When a system email arrives with a value missing, this mismatch is the first thing to check.</w:t>
+      </w:r>
+    </w:p>
+    <w:p>
+      <w:pPr>
+        <w:pStyle w:val="Normal"/>
+        <w:bidi w:val="0"/>
+        <w:jc w:val="start"/>
+        <w:rPr/>
+      </w:pPr>
+      <w:r>
+        <w:rPr/>
+      </w:r>
+    </w:p>
+    <w:p>
+      <w:pPr>
+        <w:pStyle w:val="Heading3"/>
+        <w:bidi w:val="0"/>
+        <w:jc w:val="start"/>
+        <w:rPr>
+          <w:rFonts w:ascii="Arial" w:hAnsi="Arial" w:eastAsia="Arial" w:cs="Arial"/>
+          <w:b/>
+          <w:bCs/>
+          <w:color w:val="595959"/>
+          <w:sz w:val="24"/>
+          <w:szCs w:val="24"/>
+        </w:rPr>
+      </w:pPr>
+      <w:r>
+        <w:rPr>
+          <w:rFonts w:eastAsia="Arial" w:cs="Arial" w:ascii="Arial" w:hAnsi="Arial"/>
+          <w:b/>
+          <w:bCs/>
+          <w:color w:val="595959"/>
+          <w:sz w:val="24"/>
+          <w:szCs w:val="24"/>
+        </w:rPr>
+        <w:t>10.4 Reaching Related-Entity Data</w:t>
+      </w:r>
+    </w:p>
+    <w:p>
+      <w:pPr>
+        <w:pStyle w:val="Normal"/>
+        <w:bidi w:val="0"/>
+        <w:spacing w:before="0" w:after="120"/>
+        <w:jc w:val="start"/>
+        <w:rPr>
+          <w:rFonts w:ascii="Arial" w:hAnsi="Arial" w:eastAsia="Arial" w:cs="Arial"/>
+          <w:sz w:val="22"/>
+          <w:szCs w:val="22"/>
+        </w:rPr>
+      </w:pPr>
+      <w:r>
+        <w:rPr>
+          <w:rFonts w:eastAsia="Arial" w:cs="Arial"/>
+          <w:sz w:val="22"/>
+          <w:szCs w:val="22"/>
+        </w:rPr>
+        <w:t>By default a system template can only read fields on the record itself, not fields on related entities, and for invitations this restriction is enforced deliberately for performance. A cross-entity placeholder will simply not resolve. Editing the core PHP to relax this works but is overwritten on the next upgrade. The upgrade-safe approach is to add a Foreign field (Section 2.8) on the entity so the related value is mirrored locally, then reference that field in the template. For example, to show the assigned mentor’s email address in a message about an Engagement, add a Foreign field that pulls email across the assignedMentor link and reference that field, rather than attempting to reach Contact directly from the template.</w:t>
+      </w:r>
+    </w:p>
+    <w:p>
+      <w:pPr>
+        <w:pStyle w:val="Normal"/>
+        <w:bidi w:val="0"/>
+        <w:spacing w:before="0" w:after="120"/>
+        <w:jc w:val="start"/>
+        <w:rPr>
+          <w:rFonts w:ascii="Arial" w:hAnsi="Arial" w:eastAsia="Arial" w:cs="Arial"/>
+          <w:sz w:val="22"/>
+          <w:szCs w:val="22"/>
+        </w:rPr>
+      </w:pPr>
+      <w:r>
+        <w:rPr>
+          <w:rFonts w:eastAsia="Arial" w:cs="Arial"/>
+          <w:sz w:val="22"/>
+          <w:szCs w:val="22"/>
+        </w:rPr>
+        <w:t>Template helpers behave the same way in system templates as they do in PDF Templates, so any custom helper created for one is available in the other.</w:t>
+      </w:r>
+    </w:p>
+    <w:p>
+      <w:pPr>
+        <w:pStyle w:val="Normal"/>
+        <w:bidi w:val="0"/>
+        <w:jc w:val="start"/>
+        <w:rPr/>
+      </w:pPr>
+      <w:r>
+        <w:rPr/>
+      </w:r>
+    </w:p>
+    <w:p>
+      <w:pPr>
         <w:pStyle w:val="Heading1"/>
         <w:bidi w:val="0"/>
         <w:jc w:val="start"/>
@@ -38225,6 +38547,133 @@
                 <w:szCs w:val="20"/>
               </w:rPr>
               <w:t>Description</w:t>
+            </w:r>
+          </w:p>
+        </w:tc>
+      </w:tr>
+      <w:tr>
+        <w:trPr/>
+        <w:tc>
+          <w:tcPr>
+            <w:tcW w:w="1199" w:type="dxa"/>
+            <w:tcBorders>
+              <w:top w:val="single" w:sz="2" w:space="0" w:color="CCCCCC"/>
+              <w:start w:val="single" w:sz="2" w:space="0" w:color="CCCCCC"/>
+              <w:bottom w:val="single" w:sz="2" w:space="0" w:color="CCCCCC"/>
+              <w:end w:val="single" w:sz="2" w:space="0" w:color="CCCCCC"/>
+            </w:tcBorders>
+          </w:tcPr>
+          <w:p>
+            <w:pPr>
+              <w:pStyle w:val="Normal"/>
+              <w:bidi w:val="0"/>
+              <w:jc w:val="start"/>
+              <w:rPr>
+                <w:rFonts w:ascii="Arial" w:hAnsi="Arial" w:eastAsia="Arial" w:cs="Arial"/>
+                <w:sz w:val="20"/>
+                <w:szCs w:val="20"/>
+              </w:rPr>
+            </w:pPr>
+            <w:r>
+              <w:rPr>
+                <w:rFonts w:eastAsia="Arial" w:cs="Arial" w:ascii="Arial" w:hAnsi="Arial"/>
+                <w:sz w:val="20"/>
+                <w:szCs w:val="20"/>
+              </w:rPr>
+              <w:t xml:space="preserve">2.3</w:t>
+            </w:r>
+          </w:p>
+        </w:tc>
+        <w:tc>
+          <w:tcPr>
+            <w:tcW w:w="1700" w:type="dxa"/>
+            <w:tcBorders>
+              <w:top w:val="single" w:sz="2" w:space="0" w:color="CCCCCC"/>
+              <w:start w:val="single" w:sz="2" w:space="0" w:color="CCCCCC"/>
+              <w:bottom w:val="single" w:sz="2" w:space="0" w:color="CCCCCC"/>
+              <w:end w:val="single" w:sz="2" w:space="0" w:color="CCCCCC"/>
+            </w:tcBorders>
+          </w:tcPr>
+          <w:p>
+            <w:pPr>
+              <w:pStyle w:val="Normal"/>
+              <w:bidi w:val="0"/>
+              <w:jc w:val="start"/>
+              <w:rPr>
+                <w:rFonts w:ascii="Arial" w:hAnsi="Arial" w:eastAsia="Arial" w:cs="Arial"/>
+                <w:sz w:val="20"/>
+                <w:szCs w:val="20"/>
+              </w:rPr>
+            </w:pPr>
+            <w:r>
+              <w:rPr>
+                <w:rFonts w:eastAsia="Arial" w:cs="Arial" w:ascii="Arial" w:hAnsi="Arial"/>
+                <w:sz w:val="20"/>
+                <w:szCs w:val="20"/>
+              </w:rPr>
+              <w:t xml:space="preserve">06-02-26 19:15</w:t>
+            </w:r>
+          </w:p>
+        </w:tc>
+        <w:tc>
+          <w:tcPr>
+            <w:tcW w:w="2201" w:type="dxa"/>
+            <w:tcBorders>
+              <w:top w:val="single" w:sz="2" w:space="0" w:color="CCCCCC"/>
+              <w:start w:val="single" w:sz="2" w:space="0" w:color="CCCCCC"/>
+              <w:bottom w:val="single" w:sz="2" w:space="0" w:color="CCCCCC"/>
+              <w:end w:val="single" w:sz="2" w:space="0" w:color="CCCCCC"/>
+            </w:tcBorders>
+          </w:tcPr>
+          <w:p>
+            <w:pPr>
+              <w:pStyle w:val="Normal"/>
+              <w:bidi w:val="0"/>
+              <w:jc w:val="start"/>
+              <w:rPr>
+                <w:rFonts w:ascii="Arial" w:hAnsi="Arial" w:eastAsia="Arial" w:cs="Arial"/>
+                <w:sz w:val="20"/>
+                <w:szCs w:val="20"/>
+              </w:rPr>
+            </w:pPr>
+            <w:r>
+              <w:rPr>
+                <w:rFonts w:eastAsia="Arial" w:cs="Arial" w:ascii="Arial" w:hAnsi="Arial"/>
+                <w:sz w:val="20"/>
+                <w:szCs w:val="20"/>
+              </w:rPr>
+              <w:t xml:space="preserve">Doug Bower</w:t>
+            </w:r>
+          </w:p>
+        </w:tc>
+        <w:tc>
+          <w:tcPr>
+            <w:tcW w:w="4260" w:type="dxa"/>
+            <w:tcBorders>
+              <w:top w:val="single" w:sz="2" w:space="0" w:color="CCCCCC"/>
+              <w:start w:val="single" w:sz="2" w:space="0" w:color="CCCCCC"/>
+              <w:bottom w:val="single" w:sz="2" w:space="0" w:color="CCCCCC"/>
+              <w:end w:val="single" w:sz="2" w:space="0" w:color="CCCCCC"/>
+            </w:tcBorders>
+          </w:tcPr>
+          <w:p>
+            <w:pPr>
+              <w:pStyle w:val="Normal"/>
+              <w:bidi w:val="0"/>
+              <w:jc w:val="start"/>
+              <w:rPr>
+                <w:rFonts w:ascii="Arial" w:hAnsi="Arial" w:eastAsia="Arial" w:cs="Arial"/>
+                <w:sz w:val="20"/>
+                <w:szCs w:val="20"/>
+              </w:rPr>
+            </w:pPr>
+            <w:r>
+              <w:rPr>
+                <w:rFonts w:eastAsia="Arial" w:cs="Arial" w:ascii="Arial" w:hAnsi="Arial"/>
+                <w:sz w:val="20"/>
+                <w:szCs w:val="20"/>
+              </w:rPr>
+              <w:t xml:space="preserve">Added Section 10 "Message Templates and the Template Manager" under the Email Configuration heading. Covers the Template Manager scope (system-generated messages, fixed list), editing system templates with {{fieldName}} placeholders, the distinction from workflow and manual Email Templates and the silent blank-render gotcha, and the Foreign-field workaround for reaching related-entity data in invitations and notifications.</w:t>
             </w:r>
           </w:p>
         </w:tc>
